--- a/10/tendencii-razvitiya/Вариант 24.docx
+++ b/10/tendencii-razvitiya/Вариант 24.docx
@@ -85,7 +85,27 @@
     </w:p>
     <w:p>
       <w:r>
+        <w:t>1.1. Формат и расширение.....................................3</w:t>
+      </w:r>
+    </w:p>
+    <w:p>
+      <w:r>
+        <w:t>1.2. Открытые и закрытые форматы.............................3</w:t>
+      </w:r>
+    </w:p>
+    <w:p>
+      <w:r>
         <w:t>2. Откуда берётся несовместимость............................4</w:t>
+      </w:r>
+    </w:p>
+    <w:p>
+      <w:r>
+        <w:t>2.1. Причины несовместимости.................................4</w:t>
+      </w:r>
+    </w:p>
+    <w:p>
+      <w:r>
+        <w:t>2.2. PDF рядом с исходником..................................4</w:t>
       </w:r>
     </w:p>
     <w:p>
@@ -134,6 +154,11 @@
     <w:p/>
     <w:p>
       <w:r>
+        <w:t>1.1. Формат и расширение</w:t>
+      </w:r>
+    </w:p>
+    <w:p>
+      <w:r>
         <w:t>Формат — договорённость о том, как расположены данные в файле: где  заголовок, где сами данные, чем закодирован  текст. Программа, знающая формат, прочитает файл правильно; не  знающая — покажет бессмыслицу  или откажется открывать.</w:t>
       </w:r>
     </w:p>
@@ -141,6 +166,11 @@
       <w:r>
         <w:tab/>
         <w:t>Расширение имени  файла подсказывает формат, но не  определяет его. Переименовать картинку в документ можно, содержимое от этого не изменится — и программа честно сообщит, что файл повреждён.</w:t>
+      </w:r>
+    </w:p>
+    <w:p>
+      <w:r>
+        <w:t>1.2. Открытые и закрытые форматы</w:t>
       </w:r>
     </w:p>
     <w:p>
@@ -159,6 +189,11 @@
     <w:p/>
     <w:p>
       <w:r>
+        <w:t>2.1. Причины несовместимости</w:t>
+      </w:r>
+    </w:p>
+    <w:p>
+      <w:r>
         <w:tab/>
         <w:t>Первая причина — разные версии одной  программы: новая умеет то, чего старая не знает, и при открытии часть оформления теряется. Вторая — разные программы, которые поддерживают чужой формат  не полностью.</w:t>
       </w:r>
@@ -166,6 +201,11 @@
     <w:p>
       <w:r>
         <w:t>Третья, самая обидная, — шрифты. Документ ссылается на шрифт  по имени; если  на  другом компьютере такого шрифта  нет, текст перерисовывается другим, и разметка едет.</w:t>
+      </w:r>
+    </w:p>
+    <w:p>
+      <w:r>
+        <w:t>2.2. PDF рядом с исходником</w:t>
       </w:r>
     </w:p>
     <w:p>
